--- a/latex工作区/main_合并备份_20260525.docx
+++ b/latex工作区/main_合并备份_20260525.docx
@@ -488,10 +488,19 @@
     <w:p>
       <w:pPr>
         <w:spacing w:line="446" w:lineRule="auto"/>
-        <w:rPr>
+        <w:jc w:val="center"/>
+        <w:rPr>
+          <w:rFonts w:eastAsiaTheme="minorEastAsia" w:hint="eastAsia"/>
           <w:lang w:eastAsia="zh-CN"/>
         </w:rPr>
       </w:pPr>
+      <w:r>
+        <w:rPr>
+          <w:rFonts w:eastAsiaTheme="minorEastAsia"/>
+          <w:lang w:eastAsia="zh-CN"/>
+        </w:rPr>
+        <w:t>2411597   2414045   2412782   2411588   2412405</w:t>
+      </w:r>
     </w:p>
     <w:p>
       <w:pPr>
@@ -39113,27 +39122,7 @@
             <w:szCs w:val="15"/>
             <w:lang w:eastAsia="zh-CN"/>
           </w:rPr>
-          <w:t>https://www.gov.cn</w:t>
-        </w:r>
-        <w:r>
-          <w:rPr>
-            <w:rFonts w:ascii="Courier New" w:eastAsia="Courier New" w:hAnsi="Courier New" w:cs="Courier New"/>
-            <w:spacing w:val="-10"/>
-            <w:sz w:val="15"/>
-            <w:szCs w:val="15"/>
-            <w:lang w:eastAsia="zh-CN"/>
-          </w:rPr>
-          <w:t>/</w:t>
-        </w:r>
-        <w:r>
-          <w:rPr>
-            <w:rFonts w:ascii="Courier New" w:eastAsia="Courier New" w:hAnsi="Courier New" w:cs="Courier New"/>
-            <w:spacing w:val="-10"/>
-            <w:sz w:val="15"/>
-            <w:szCs w:val="15"/>
-            <w:lang w:eastAsia="zh-CN"/>
-          </w:rPr>
-          <w:t>zhengce/zhengceku/202406/content_69</w:t>
+          <w:t>https://www.gov.cn/zhengce/zhengceku/202406/content_69</w:t>
         </w:r>
         <w:r>
           <w:rPr>
@@ -39302,7 +39291,7 @@
         </w:rPr>
         <w:t>日，</w:t>
       </w:r>
-      <w:hyperlink r:id="rId25" w:history="1">
+      <w:hyperlink w:history="1">
         <w:r>
           <w:rPr>
             <w:rFonts w:ascii="Courier New" w:eastAsia="Courier New" w:hAnsi="Courier New" w:cs="Courier New"/>
@@ -39333,7 +39322,7 @@
         </w:rPr>
         <w:t>//</w:t>
       </w:r>
-      <w:hyperlink r:id="rId26" w:history="1">
+      <w:hyperlink r:id="rId25" w:history="1">
         <w:r>
           <w:rPr>
             <w:rFonts w:ascii="Courier New" w:eastAsia="Courier New" w:hAnsi="Courier New" w:cs="Courier New"/>
@@ -39962,7 +39951,7 @@
           <w:lang w:eastAsia="zh-CN"/>
         </w:rPr>
         <w:sectPr>
-          <w:footerReference w:type="default" r:id="rId27"/>
+          <w:footerReference w:type="default" r:id="rId26"/>
           <w:pgSz w:w="11906" w:h="16838"/>
           <w:pgMar w:top="1431" w:right="1482" w:bottom="937" w:left="1589" w:header="0" w:footer="748" w:gutter="0"/>
           <w:cols w:space="720"/>
@@ -42983,7 +42972,7 @@
       </w:r>
     </w:p>
     <w:sectPr>
-      <w:footerReference w:type="default" r:id="rId28"/>
+      <w:footerReference w:type="default" r:id="rId27"/>
       <w:pgSz w:w="11906" w:h="16838"/>
       <w:pgMar w:top="1431" w:right="1572" w:bottom="937" w:left="1785" w:header="0" w:footer="748" w:gutter="0"/>
       <w:cols w:space="720"/>
@@ -43744,7 +43733,6 @@
   <w:style w:type="character" w:default="1" w:styleId="a0">
     <w:name w:val="Default Paragraph Font"/>
     <w:uiPriority w:val="1"/>
-    <w:semiHidden/>
     <w:unhideWhenUsed/>
   </w:style>
   <w:style w:type="table" w:default="1" w:styleId="a1">
